--- a/cv/cv.docx
+++ b/cv/cv.docx
@@ -17,19 +17,19 @@
         <w:tblLook w:val="04A0" w:firstRow="1" w:lastRow="0" w:firstColumn="1" w:lastColumn="0" w:noHBand="0" w:noVBand="1"/>
       </w:tblPr>
       <w:tblGrid>
-        <w:gridCol w:w="4327"/>
-        <w:gridCol w:w="216"/>
-        <w:gridCol w:w="216"/>
-        <w:gridCol w:w="216"/>
-        <w:gridCol w:w="581"/>
-        <w:gridCol w:w="679"/>
-        <w:gridCol w:w="475"/>
-        <w:gridCol w:w="386"/>
-        <w:gridCol w:w="316"/>
-        <w:gridCol w:w="313"/>
-        <w:gridCol w:w="320"/>
-        <w:gridCol w:w="301"/>
-        <w:gridCol w:w="1004"/>
+        <w:gridCol w:w="4283"/>
+        <w:gridCol w:w="159"/>
+        <w:gridCol w:w="152"/>
+        <w:gridCol w:w="148"/>
+        <w:gridCol w:w="681"/>
+        <w:gridCol w:w="1116"/>
+        <w:gridCol w:w="404"/>
+        <w:gridCol w:w="343"/>
+        <w:gridCol w:w="333"/>
+        <w:gridCol w:w="329"/>
+        <w:gridCol w:w="340"/>
+        <w:gridCol w:w="729"/>
+        <w:gridCol w:w="333"/>
       </w:tblGrid>
       <w:tr>
         <w:trPr>
@@ -37,7 +37,7 @@
         </w:trPr>
         <w:tc>
           <w:tcPr>
-            <w:tcW w:w="4762" w:type="dxa"/>
+            <w:tcW w:w="4864" w:type="dxa"/>
             <w:gridSpan w:val="4"/>
           </w:tcPr>
           <w:p>
@@ -94,7 +94,7 @@
         </w:tc>
         <w:tc>
           <w:tcPr>
-            <w:tcW w:w="4588" w:type="dxa"/>
+            <w:tcW w:w="4486" w:type="dxa"/>
             <w:gridSpan w:val="9"/>
           </w:tcPr>
           <w:p>
@@ -443,7 +443,23 @@
                 <w:sz w:val="20"/>
                 <w:szCs w:val="20"/>
               </w:rPr>
-              <w:t xml:space="preserve"> Earthquake Risk and Loss Modelling</w:t>
+              <w:t xml:space="preserve"> </w:t>
+            </w:r>
+            <w:r>
+              <w:rPr>
+                <w:rFonts w:ascii="Palatino" w:hAnsi="Palatino"/>
+                <w:sz w:val="20"/>
+                <w:szCs w:val="20"/>
+              </w:rPr>
+              <w:t xml:space="preserve">Climate Risk, </w:t>
+            </w:r>
+            <w:r>
+              <w:rPr>
+                <w:rFonts w:ascii="Palatino" w:hAnsi="Palatino"/>
+                <w:sz w:val="20"/>
+                <w:szCs w:val="20"/>
+              </w:rPr>
+              <w:t>Earthquake Risk and Loss Modelling</w:t>
             </w:r>
             <w:r>
               <w:rPr>
@@ -602,7 +618,7 @@
         </w:trPr>
         <w:tc>
           <w:tcPr>
-            <w:tcW w:w="4318" w:type="dxa"/>
+            <w:tcW w:w="4310" w:type="dxa"/>
           </w:tcPr>
           <w:p>
             <w:pPr>
@@ -635,7 +651,7 @@
         </w:tc>
         <w:tc>
           <w:tcPr>
-            <w:tcW w:w="5032" w:type="dxa"/>
+            <w:tcW w:w="5040" w:type="dxa"/>
             <w:gridSpan w:val="12"/>
           </w:tcPr>
           <w:p>
@@ -653,7 +669,7 @@
         </w:trPr>
         <w:tc>
           <w:tcPr>
-            <w:tcW w:w="4490" w:type="dxa"/>
+            <w:tcW w:w="4501" w:type="dxa"/>
             <w:gridSpan w:val="2"/>
           </w:tcPr>
           <w:p>
@@ -694,7 +710,7 @@
         </w:tc>
         <w:tc>
           <w:tcPr>
-            <w:tcW w:w="4860" w:type="dxa"/>
+            <w:tcW w:w="4849" w:type="dxa"/>
             <w:gridSpan w:val="11"/>
           </w:tcPr>
           <w:p>
@@ -724,14 +740,16 @@
         </w:trPr>
         <w:tc>
           <w:tcPr>
-            <w:tcW w:w="6236" w:type="dxa"/>
-            <w:gridSpan w:val="6"/>
+            <w:tcW w:w="8007" w:type="dxa"/>
+            <w:gridSpan w:val="10"/>
           </w:tcPr>
           <w:p>
             <w:pPr>
               <w:ind w:left="155"/>
               <w:rPr>
                 <w:rFonts w:ascii="Palatino" w:hAnsi="Palatino"/>
+                <w:b/>
+                <w:bCs/>
                 <w:sz w:val="20"/>
                 <w:szCs w:val="20"/>
               </w:rPr>
@@ -739,25 +757,19 @@
             <w:r>
               <w:rPr>
                 <w:rFonts w:ascii="Palatino" w:hAnsi="Palatino"/>
-                <w:sz w:val="20"/>
-                <w:szCs w:val="20"/>
-              </w:rPr>
-              <w:t xml:space="preserve">- </w:t>
-            </w:r>
-            <w:r>
-              <w:rPr>
-                <w:rFonts w:ascii="Palatino" w:hAnsi="Palatino"/>
-                <w:sz w:val="20"/>
-                <w:szCs w:val="20"/>
-              </w:rPr>
-              <w:t>PhD Artificial Intelligence for the study of Environmental Risks</w:t>
+                <w:b/>
+                <w:bCs/>
+                <w:sz w:val="20"/>
+                <w:szCs w:val="20"/>
+              </w:rPr>
+              <w:t>- PhD Artificial Intelligence for the study of Environmental Risks</w:t>
             </w:r>
           </w:p>
         </w:tc>
         <w:tc>
           <w:tcPr>
-            <w:tcW w:w="3114" w:type="dxa"/>
-            <w:gridSpan w:val="7"/>
+            <w:tcW w:w="1343" w:type="dxa"/>
+            <w:gridSpan w:val="3"/>
           </w:tcPr>
           <w:p>
             <w:pPr>
@@ -963,7 +975,7 @@
         </w:trPr>
         <w:tc>
           <w:tcPr>
-            <w:tcW w:w="4490" w:type="dxa"/>
+            <w:tcW w:w="4501" w:type="dxa"/>
             <w:gridSpan w:val="2"/>
           </w:tcPr>
           <w:p>
@@ -971,6 +983,8 @@
               <w:ind w:left="167"/>
               <w:rPr>
                 <w:rFonts w:ascii="Palatino" w:hAnsi="Palatino"/>
+                <w:b/>
+                <w:bCs/>
                 <w:sz w:val="20"/>
                 <w:szCs w:val="20"/>
               </w:rPr>
@@ -978,6 +992,8 @@
             <w:r>
               <w:rPr>
                 <w:rFonts w:ascii="Palatino" w:hAnsi="Palatino"/>
+                <w:b/>
+                <w:bCs/>
                 <w:sz w:val="20"/>
                 <w:szCs w:val="20"/>
               </w:rPr>
@@ -987,6 +1003,8 @@
             <w:r>
               <w:rPr>
                 <w:rFonts w:ascii="Palatino" w:hAnsi="Palatino"/>
+                <w:b/>
+                <w:bCs/>
                 <w:sz w:val="20"/>
                 <w:szCs w:val="20"/>
               </w:rPr>
@@ -996,6 +1014,8 @@
             <w:r>
               <w:rPr>
                 <w:rFonts w:ascii="Palatino" w:hAnsi="Palatino"/>
+                <w:b/>
+                <w:bCs/>
                 <w:sz w:val="20"/>
                 <w:szCs w:val="20"/>
               </w:rPr>
@@ -1005,7 +1025,7 @@
         </w:tc>
         <w:tc>
           <w:tcPr>
-            <w:tcW w:w="4860" w:type="dxa"/>
+            <w:tcW w:w="4849" w:type="dxa"/>
             <w:gridSpan w:val="11"/>
           </w:tcPr>
           <w:p>
@@ -1177,7 +1197,7 @@
         </w:trPr>
         <w:tc>
           <w:tcPr>
-            <w:tcW w:w="4490" w:type="dxa"/>
+            <w:tcW w:w="4501" w:type="dxa"/>
             <w:gridSpan w:val="2"/>
           </w:tcPr>
           <w:p>
@@ -1205,7 +1225,7 @@
         </w:tc>
         <w:tc>
           <w:tcPr>
-            <w:tcW w:w="4860" w:type="dxa"/>
+            <w:tcW w:w="4849" w:type="dxa"/>
             <w:gridSpan w:val="11"/>
           </w:tcPr>
           <w:p>
@@ -1235,7 +1255,7 @@
         </w:trPr>
         <w:tc>
           <w:tcPr>
-            <w:tcW w:w="4633" w:type="dxa"/>
+            <w:tcW w:w="4685" w:type="dxa"/>
             <w:gridSpan w:val="3"/>
           </w:tcPr>
           <w:p>
@@ -1243,6 +1263,8 @@
               <w:ind w:left="167"/>
               <w:rPr>
                 <w:rFonts w:ascii="Palatino" w:hAnsi="Palatino"/>
+                <w:b/>
+                <w:bCs/>
                 <w:sz w:val="20"/>
                 <w:szCs w:val="20"/>
               </w:rPr>
@@ -1250,24 +1272,18 @@
             <w:r>
               <w:rPr>
                 <w:rFonts w:ascii="Palatino" w:hAnsi="Palatino"/>
-                <w:sz w:val="20"/>
-                <w:szCs w:val="20"/>
-              </w:rPr>
-              <w:t xml:space="preserve">- </w:t>
-            </w:r>
-            <w:r>
-              <w:rPr>
-                <w:rFonts w:ascii="Palatino" w:hAnsi="Palatino"/>
-                <w:sz w:val="20"/>
-                <w:szCs w:val="20"/>
-              </w:rPr>
-              <w:t>MA Public Policy</w:t>
+                <w:b/>
+                <w:bCs/>
+                <w:sz w:val="20"/>
+                <w:szCs w:val="20"/>
+              </w:rPr>
+              <w:t>- MA Public Policy</w:t>
             </w:r>
           </w:p>
         </w:tc>
         <w:tc>
           <w:tcPr>
-            <w:tcW w:w="4717" w:type="dxa"/>
+            <w:tcW w:w="4665" w:type="dxa"/>
             <w:gridSpan w:val="10"/>
           </w:tcPr>
           <w:p>
@@ -1382,14 +1398,16 @@
         </w:trPr>
         <w:tc>
           <w:tcPr>
-            <w:tcW w:w="7720" w:type="dxa"/>
-            <w:gridSpan w:val="10"/>
+            <w:tcW w:w="7680" w:type="dxa"/>
+            <w:gridSpan w:val="9"/>
           </w:tcPr>
           <w:p>
             <w:pPr>
               <w:ind w:left="167"/>
               <w:rPr>
                 <w:rFonts w:ascii="Palatino" w:hAnsi="Palatino"/>
+                <w:b/>
+                <w:bCs/>
                 <w:sz w:val="20"/>
                 <w:szCs w:val="20"/>
               </w:rPr>
@@ -1397,41 +1415,19 @@
             <w:r>
               <w:rPr>
                 <w:rFonts w:ascii="Palatino" w:hAnsi="Palatino"/>
-                <w:sz w:val="20"/>
-                <w:szCs w:val="20"/>
-              </w:rPr>
-              <w:t xml:space="preserve">- </w:t>
-            </w:r>
-            <w:r>
-              <w:rPr>
-                <w:rFonts w:ascii="Palatino" w:hAnsi="Palatino"/>
-                <w:sz w:val="20"/>
-                <w:szCs w:val="20"/>
-              </w:rPr>
-              <w:t xml:space="preserve">MS Civil </w:t>
-            </w:r>
-            <w:r>
-              <w:rPr>
-                <w:rFonts w:ascii="Palatino" w:hAnsi="Palatino"/>
-                <w:sz w:val="20"/>
-                <w:szCs w:val="20"/>
-              </w:rPr>
-              <w:t>and</w:t>
-            </w:r>
-            <w:r>
-              <w:rPr>
-                <w:rFonts w:ascii="Palatino" w:hAnsi="Palatino"/>
-                <w:sz w:val="20"/>
-                <w:szCs w:val="20"/>
-              </w:rPr>
-              <w:t xml:space="preserve"> Environmental Engineering</w:t>
+                <w:b/>
+                <w:bCs/>
+                <w:sz w:val="20"/>
+                <w:szCs w:val="20"/>
+              </w:rPr>
+              <w:t>- MS Civil and Environmental Engineering</w:t>
             </w:r>
           </w:p>
         </w:tc>
         <w:tc>
           <w:tcPr>
-            <w:tcW w:w="1630" w:type="dxa"/>
-            <w:gridSpan w:val="3"/>
+            <w:tcW w:w="1670" w:type="dxa"/>
+            <w:gridSpan w:val="4"/>
           </w:tcPr>
           <w:p>
             <w:pPr>
@@ -1540,8 +1536,8 @@
         </w:trPr>
         <w:tc>
           <w:tcPr>
-            <w:tcW w:w="8344" w:type="dxa"/>
-            <w:gridSpan w:val="12"/>
+            <w:tcW w:w="8321" w:type="dxa"/>
+            <w:gridSpan w:val="11"/>
           </w:tcPr>
           <w:p>
             <w:pPr>
@@ -1569,7 +1565,8 @@
         </w:tc>
         <w:tc>
           <w:tcPr>
-            <w:tcW w:w="1006" w:type="dxa"/>
+            <w:tcW w:w="1029" w:type="dxa"/>
+            <w:gridSpan w:val="2"/>
           </w:tcPr>
           <w:p>
             <w:pPr>
@@ -1590,8 +1587,8 @@
         </w:trPr>
         <w:tc>
           <w:tcPr>
-            <w:tcW w:w="7104" w:type="dxa"/>
-            <w:gridSpan w:val="8"/>
+            <w:tcW w:w="7023" w:type="dxa"/>
+            <w:gridSpan w:val="7"/>
           </w:tcPr>
           <w:p>
             <w:pPr>
@@ -1599,6 +1596,8 @@
               <w:ind w:left="167"/>
               <w:rPr>
                 <w:rFonts w:ascii="Palatino" w:hAnsi="Palatino"/>
+                <w:b/>
+                <w:bCs/>
                 <w:sz w:val="20"/>
                 <w:szCs w:val="20"/>
               </w:rPr>
@@ -1606,57 +1605,19 @@
             <w:r>
               <w:rPr>
                 <w:rFonts w:ascii="Palatino" w:hAnsi="Palatino"/>
-                <w:sz w:val="20"/>
-                <w:szCs w:val="20"/>
-              </w:rPr>
-              <w:t xml:space="preserve">- </w:t>
-            </w:r>
-            <w:r>
-              <w:rPr>
-                <w:rFonts w:ascii="Palatino" w:hAnsi="Palatino"/>
-                <w:sz w:val="20"/>
-                <w:szCs w:val="20"/>
-              </w:rPr>
-              <w:t>Exec</w:t>
-            </w:r>
-            <w:r>
-              <w:rPr>
-                <w:rFonts w:ascii="Palatino" w:hAnsi="Palatino"/>
-                <w:sz w:val="20"/>
-                <w:szCs w:val="20"/>
-              </w:rPr>
-              <w:t>utive</w:t>
-            </w:r>
-            <w:r>
-              <w:rPr>
-                <w:rFonts w:ascii="Palatino" w:hAnsi="Palatino"/>
-                <w:sz w:val="20"/>
-                <w:szCs w:val="20"/>
-              </w:rPr>
-              <w:t xml:space="preserve"> Ed</w:t>
-            </w:r>
-            <w:r>
-              <w:rPr>
-                <w:rFonts w:ascii="Palatino" w:hAnsi="Palatino"/>
-                <w:sz w:val="20"/>
-                <w:szCs w:val="20"/>
-              </w:rPr>
-              <w:t>ucation</w:t>
-            </w:r>
-            <w:r>
-              <w:rPr>
-                <w:rFonts w:ascii="Palatino" w:hAnsi="Palatino"/>
-                <w:sz w:val="20"/>
-                <w:szCs w:val="20"/>
-              </w:rPr>
-              <w:t xml:space="preserve"> Ignite Certificate, Entrepreneurship &amp; Innovation</w:t>
+                <w:b/>
+                <w:bCs/>
+                <w:sz w:val="20"/>
+                <w:szCs w:val="20"/>
+              </w:rPr>
+              <w:t>- Executive Education Ignite Certificate, Entrepreneurship &amp; Innovation</w:t>
             </w:r>
           </w:p>
         </w:tc>
         <w:tc>
           <w:tcPr>
-            <w:tcW w:w="2246" w:type="dxa"/>
-            <w:gridSpan w:val="5"/>
+            <w:tcW w:w="2327" w:type="dxa"/>
+            <w:gridSpan w:val="6"/>
           </w:tcPr>
           <w:p>
             <w:pPr>
@@ -1684,8 +1645,8 @@
         </w:trPr>
         <w:tc>
           <w:tcPr>
-            <w:tcW w:w="6717" w:type="dxa"/>
-            <w:gridSpan w:val="7"/>
+            <w:tcW w:w="6627" w:type="dxa"/>
+            <w:gridSpan w:val="6"/>
           </w:tcPr>
           <w:p>
             <w:pPr>
@@ -1693,6 +1654,8 @@
               <w:ind w:left="167"/>
               <w:rPr>
                 <w:rFonts w:ascii="Palatino" w:hAnsi="Palatino"/>
+                <w:b/>
+                <w:bCs/>
                 <w:sz w:val="20"/>
                 <w:szCs w:val="20"/>
               </w:rPr>
@@ -1700,6 +1663,8 @@
             <w:r>
               <w:rPr>
                 <w:rFonts w:ascii="Palatino" w:hAnsi="Palatino"/>
+                <w:b/>
+                <w:bCs/>
                 <w:sz w:val="20"/>
                 <w:szCs w:val="20"/>
               </w:rPr>
@@ -1709,8 +1674,8 @@
         </w:tc>
         <w:tc>
           <w:tcPr>
-            <w:tcW w:w="2633" w:type="dxa"/>
-            <w:gridSpan w:val="6"/>
+            <w:tcW w:w="2723" w:type="dxa"/>
+            <w:gridSpan w:val="7"/>
           </w:tcPr>
           <w:p>
             <w:pPr>
@@ -1738,7 +1703,7 @@
         </w:trPr>
         <w:tc>
           <w:tcPr>
-            <w:tcW w:w="4490" w:type="dxa"/>
+            <w:tcW w:w="4501" w:type="dxa"/>
             <w:gridSpan w:val="2"/>
           </w:tcPr>
           <w:p>
@@ -1766,7 +1731,7 @@
         </w:tc>
         <w:tc>
           <w:tcPr>
-            <w:tcW w:w="4860" w:type="dxa"/>
+            <w:tcW w:w="4849" w:type="dxa"/>
             <w:gridSpan w:val="11"/>
           </w:tcPr>
           <w:p>
@@ -1796,8 +1761,8 @@
         </w:trPr>
         <w:tc>
           <w:tcPr>
-            <w:tcW w:w="7411" w:type="dxa"/>
-            <w:gridSpan w:val="9"/>
+            <w:tcW w:w="7355" w:type="dxa"/>
+            <w:gridSpan w:val="8"/>
           </w:tcPr>
           <w:p>
             <w:pPr>
@@ -1814,18 +1779,12 @@
             <w:r>
               <w:rPr>
                 <w:rFonts w:ascii="Palatino" w:hAnsi="Palatino"/>
-                <w:sz w:val="20"/>
-                <w:szCs w:val="20"/>
-              </w:rPr>
-              <w:t xml:space="preserve">- </w:t>
-            </w:r>
-            <w:r>
-              <w:rPr>
-                <w:rFonts w:ascii="Palatino" w:hAnsi="Palatino"/>
-                <w:sz w:val="20"/>
-                <w:szCs w:val="20"/>
-              </w:rPr>
-              <w:t>BS Civil Engineering</w:t>
+                <w:b/>
+                <w:bCs/>
+                <w:sz w:val="20"/>
+                <w:szCs w:val="20"/>
+              </w:rPr>
+              <w:t>- BS Civil Engineering</w:t>
             </w:r>
             <w:r>
               <w:rPr>
@@ -1849,8 +1808,8 @@
         </w:tc>
         <w:tc>
           <w:tcPr>
-            <w:tcW w:w="1939" w:type="dxa"/>
-            <w:gridSpan w:val="4"/>
+            <w:tcW w:w="1995" w:type="dxa"/>
+            <w:gridSpan w:val="5"/>
           </w:tcPr>
           <w:p>
             <w:pPr>
@@ -1886,7 +1845,7 @@
         </w:trPr>
         <w:tc>
           <w:tcPr>
-            <w:tcW w:w="5547" w:type="dxa"/>
+            <w:tcW w:w="5492" w:type="dxa"/>
             <w:gridSpan w:val="5"/>
           </w:tcPr>
           <w:p>
@@ -1912,7 +1871,7 @@
         </w:tc>
         <w:tc>
           <w:tcPr>
-            <w:tcW w:w="3803" w:type="dxa"/>
+            <w:tcW w:w="3858" w:type="dxa"/>
             <w:gridSpan w:val="8"/>
           </w:tcPr>
           <w:p>
@@ -1942,8 +1901,8 @@
         </w:trPr>
         <w:tc>
           <w:tcPr>
-            <w:tcW w:w="8041" w:type="dxa"/>
-            <w:gridSpan w:val="11"/>
+            <w:tcW w:w="8007" w:type="dxa"/>
+            <w:gridSpan w:val="10"/>
           </w:tcPr>
           <w:p>
             <w:pPr>
@@ -1951,6 +1910,8 @@
               <w:ind w:left="167"/>
               <w:rPr>
                 <w:rFonts w:ascii="Palatino" w:hAnsi="Palatino"/>
+                <w:b/>
+                <w:bCs/>
                 <w:sz w:val="20"/>
                 <w:szCs w:val="20"/>
               </w:rPr>
@@ -1958,6 +1919,8 @@
             <w:r>
               <w:rPr>
                 <w:rFonts w:ascii="Palatino" w:hAnsi="Palatino"/>
+                <w:b/>
+                <w:bCs/>
                 <w:sz w:val="20"/>
                 <w:szCs w:val="20"/>
               </w:rPr>
@@ -1967,8 +1930,8 @@
         </w:tc>
         <w:tc>
           <w:tcPr>
-            <w:tcW w:w="1309" w:type="dxa"/>
-            <w:gridSpan w:val="2"/>
+            <w:tcW w:w="1343" w:type="dxa"/>
+            <w:gridSpan w:val="3"/>
           </w:tcPr>
           <w:p>
             <w:pPr>
@@ -1997,8 +1960,8 @@
         </w:trPr>
         <w:tc>
           <w:tcPr>
-            <w:tcW w:w="4490" w:type="dxa"/>
-            <w:gridSpan w:val="2"/>
+            <w:tcW w:w="9085" w:type="dxa"/>
+            <w:gridSpan w:val="12"/>
           </w:tcPr>
           <w:p>
             <w:pPr>
@@ -2047,8 +2010,7 @@
         </w:tc>
         <w:tc>
           <w:tcPr>
-            <w:tcW w:w="4860" w:type="dxa"/>
-            <w:gridSpan w:val="11"/>
+            <w:tcW w:w="265" w:type="dxa"/>
           </w:tcPr>
           <w:p>
             <w:pPr>
@@ -2110,7 +2072,282 @@
                       <w:sz w:val="20"/>
                       <w:szCs w:val="20"/>
                     </w:rPr>
-                    <w:t xml:space="preserve">Oct '22 - Sep '26 </w:t>
+                    <w:t xml:space="preserve">Oct ’26 </w:t>
+                  </w:r>
+                  <w:r>
+                    <w:rPr>
+                      <w:rFonts w:ascii="Palatino" w:hAnsi="Palatino"/>
+                      <w:sz w:val="20"/>
+                      <w:szCs w:val="20"/>
+                    </w:rPr>
+                    <w:t>-</w:t>
+                  </w:r>
+                  <w:r>
+                    <w:rPr>
+                      <w:rFonts w:ascii="Palatino" w:hAnsi="Palatino"/>
+                      <w:sz w:val="20"/>
+                      <w:szCs w:val="20"/>
+                    </w:rPr>
+                    <w:t xml:space="preserve"> Sep ‘27</w:t>
+                  </w:r>
+                </w:p>
+                <w:p>
+                  <w:pPr>
+                    <w:spacing w:before="60"/>
+                    <w:rPr>
+                      <w:rFonts w:ascii="Palatino" w:hAnsi="Palatino"/>
+                      <w:sz w:val="20"/>
+                      <w:szCs w:val="20"/>
+                    </w:rPr>
+                  </w:pPr>
+                  <w:r>
+                    <w:rPr>
+                      <w:rFonts w:ascii="Palatino" w:hAnsi="Palatino"/>
+                      <w:sz w:val="16"/>
+                      <w:szCs w:val="16"/>
+                    </w:rPr>
+                    <w:t>(1 year)</w:t>
+                  </w:r>
+                </w:p>
+              </w:tc>
+              <w:tc>
+                <w:tcPr>
+                  <w:tcW w:w="7387" w:type="dxa"/>
+                </w:tcPr>
+                <w:p>
+                  <w:pPr>
+                    <w:spacing w:before="50"/>
+                    <w:rPr>
+                      <w:rFonts w:ascii="Palatino" w:hAnsi="Palatino"/>
+                      <w:i/>
+                      <w:iCs/>
+                      <w:sz w:val="20"/>
+                      <w:szCs w:val="20"/>
+                    </w:rPr>
+                  </w:pPr>
+                  <w:r>
+                    <w:rPr>
+                      <w:rFonts w:ascii="Palatino" w:hAnsi="Palatino"/>
+                      <w:b/>
+                      <w:bCs/>
+                      <w:sz w:val="20"/>
+                      <w:szCs w:val="20"/>
+                    </w:rPr>
+                    <w:t xml:space="preserve">British Council Fellow in </w:t>
+                  </w:r>
+                  <w:r>
+                    <w:rPr>
+                      <w:rFonts w:ascii="Palatino" w:hAnsi="Palatino"/>
+                      <w:b/>
+                      <w:bCs/>
+                      <w:sz w:val="20"/>
+                      <w:szCs w:val="20"/>
+                    </w:rPr>
+                    <w:t>AI for Flood Risk &amp; Climate Resilience</w:t>
+                  </w:r>
+                  <w:r>
+                    <w:rPr>
+                      <w:rFonts w:ascii="Palatino" w:hAnsi="Palatino"/>
+                      <w:b/>
+                      <w:bCs/>
+                      <w:sz w:val="20"/>
+                      <w:szCs w:val="20"/>
+                    </w:rPr>
+                    <w:br/>
+                    <w:t>Middlesex</w:t>
+                  </w:r>
+                  <w:r>
+                    <w:rPr>
+                      <w:rFonts w:ascii="Palatino" w:hAnsi="Palatino"/>
+                      <w:b/>
+                      <w:bCs/>
+                      <w:sz w:val="20"/>
+                      <w:szCs w:val="20"/>
+                    </w:rPr>
+                    <w:t xml:space="preserve"> </w:t>
+                  </w:r>
+                  <w:r>
+                    <w:rPr>
+                      <w:rFonts w:ascii="Palatino" w:hAnsi="Palatino"/>
+                      <w:b/>
+                      <w:bCs/>
+                      <w:sz w:val="20"/>
+                      <w:szCs w:val="20"/>
+                    </w:rPr>
+                    <w:t>University</w:t>
+                  </w:r>
+                  <w:r>
+                    <w:rPr>
+                      <w:rFonts w:ascii="Palatino" w:hAnsi="Palatino"/>
+                      <w:b/>
+                      <w:bCs/>
+                      <w:sz w:val="20"/>
+                      <w:szCs w:val="20"/>
+                    </w:rPr>
+                    <w:t>, London</w:t>
+                  </w:r>
+                  <w:r>
+                    <w:rPr>
+                      <w:rFonts w:ascii="Palatino" w:hAnsi="Palatino"/>
+                      <w:b/>
+                      <w:bCs/>
+                      <w:sz w:val="20"/>
+                      <w:szCs w:val="20"/>
+                    </w:rPr>
+                    <w:t>, United Kingdom</w:t>
+                  </w:r>
+                  <w:r>
+                    <w:rPr>
+                      <w:rFonts w:ascii="Palatino" w:hAnsi="Palatino"/>
+                      <w:i/>
+                      <w:iCs/>
+                      <w:sz w:val="20"/>
+                      <w:szCs w:val="20"/>
+                    </w:rPr>
+                    <w:t xml:space="preserve"> </w:t>
+                  </w:r>
+                </w:p>
+                <w:p>
+                  <w:pPr>
+                    <w:pStyle w:val="ListParagraph"/>
+                    <w:numPr>
+                      <w:ilvl w:val="0"/>
+                      <w:numId w:val="14"/>
+                    </w:numPr>
+                    <w:ind w:left="245" w:hanging="173"/>
+                    <w:rPr>
+                      <w:rFonts w:ascii="Palatino" w:hAnsi="Palatino"/>
+                      <w:b/>
+                      <w:bCs/>
+                      <w:sz w:val="20"/>
+                      <w:szCs w:val="20"/>
+                    </w:rPr>
+                  </w:pPr>
+                  <w:r>
+                    <w:rPr>
+                      <w:rFonts w:ascii="Palatino" w:hAnsi="Palatino"/>
+                      <w:sz w:val="20"/>
+                      <w:szCs w:val="20"/>
+                    </w:rPr>
+                    <w:t xml:space="preserve">Developing geospatial AI methods to integrate building vulnerability, exposure, and flood hazard data for spatiotemporal flood risk assessment. </w:t>
+                  </w:r>
+                </w:p>
+                <w:p>
+                  <w:pPr>
+                    <w:pStyle w:val="ListParagraph"/>
+                    <w:numPr>
+                      <w:ilvl w:val="0"/>
+                      <w:numId w:val="14"/>
+                    </w:numPr>
+                    <w:ind w:left="245" w:hanging="173"/>
+                    <w:rPr>
+                      <w:rFonts w:ascii="Palatino" w:hAnsi="Palatino"/>
+                      <w:b/>
+                      <w:bCs/>
+                      <w:sz w:val="20"/>
+                      <w:szCs w:val="20"/>
+                    </w:rPr>
+                  </w:pPr>
+                  <w:r>
+                    <w:rPr>
+                      <w:rFonts w:ascii="Palatino" w:hAnsi="Palatino"/>
+                      <w:sz w:val="20"/>
+                      <w:szCs w:val="20"/>
+                    </w:rPr>
+                    <w:lastRenderedPageBreak/>
+                    <w:t>Leveraging remote sensing, computer vision, and geospatial data to quantify how changes in the built environment and flood hazards drive evolving ris</w:t>
+                  </w:r>
+                  <w:r>
+                    <w:rPr>
+                      <w:rFonts w:ascii="Palatino" w:hAnsi="Palatino"/>
+                      <w:sz w:val="20"/>
+                      <w:szCs w:val="20"/>
+                    </w:rPr>
+                    <w:t>k.</w:t>
+                  </w:r>
+                </w:p>
+              </w:tc>
+            </w:tr>
+            <w:tr>
+              <w:tc>
+                <w:tcPr>
+                  <w:tcW w:w="1772" w:type="dxa"/>
+                </w:tcPr>
+                <w:p>
+                  <w:pPr>
+                    <w:spacing w:before="60"/>
+                    <w:rPr>
+                      <w:rFonts w:ascii="Palatino" w:hAnsi="Palatino"/>
+                      <w:sz w:val="20"/>
+                      <w:szCs w:val="20"/>
+                    </w:rPr>
+                  </w:pPr>
+                  <w:r>
+                    <w:rPr>
+                      <w:rFonts w:ascii="Palatino" w:hAnsi="Palatino"/>
+                      <w:sz w:val="20"/>
+                      <w:szCs w:val="20"/>
+                    </w:rPr>
+                    <w:lastRenderedPageBreak/>
+                    <w:t xml:space="preserve">Oct '22 </w:t>
+                  </w:r>
+                  <w:r>
+                    <w:rPr>
+                      <w:rFonts w:ascii="Palatino" w:hAnsi="Palatino"/>
+                      <w:sz w:val="20"/>
+                      <w:szCs w:val="20"/>
+                    </w:rPr>
+                    <w:t>-</w:t>
+                  </w:r>
+                  <w:r>
+                    <w:rPr>
+                      <w:rFonts w:ascii="Palatino" w:hAnsi="Palatino"/>
+                      <w:sz w:val="20"/>
+                      <w:szCs w:val="20"/>
+                    </w:rPr>
+                    <w:t xml:space="preserve"> </w:t>
+                  </w:r>
+                  <w:r>
+                    <w:rPr>
+                      <w:rFonts w:ascii="Palatino" w:hAnsi="Palatino"/>
+                      <w:sz w:val="20"/>
+                      <w:szCs w:val="20"/>
+                    </w:rPr>
+                    <w:t>Sep ‘26</w:t>
+                  </w:r>
+                </w:p>
+                <w:p>
+                  <w:pPr>
+                    <w:spacing w:before="60"/>
+                    <w:rPr>
+                      <w:rFonts w:ascii="Palatino" w:hAnsi="Palatino"/>
+                      <w:sz w:val="20"/>
+                      <w:szCs w:val="20"/>
+                    </w:rPr>
+                  </w:pPr>
+                  <w:r>
+                    <w:rPr>
+                      <w:rFonts w:ascii="Palatino" w:hAnsi="Palatino"/>
+                      <w:sz w:val="16"/>
+                      <w:szCs w:val="16"/>
+                    </w:rPr>
+                    <w:t>(4 years)</w:t>
+                  </w:r>
+                  <w:r>
+                    <w:rPr>
+                      <w:rFonts w:ascii="Palatino" w:hAnsi="Palatino"/>
+                      <w:sz w:val="16"/>
+                      <w:szCs w:val="16"/>
+                    </w:rPr>
+                    <w:t xml:space="preserve"> </w:t>
+                  </w:r>
+                  <w:r>
+                    <w:rPr>
+                      <w:rFonts w:ascii="Palatino" w:hAnsi="Palatino"/>
+                      <w:sz w:val="16"/>
+                      <w:szCs w:val="16"/>
+                    </w:rPr>
+                    <w:t xml:space="preserve"> </w:t>
                   </w:r>
                 </w:p>
               </w:tc>
@@ -2242,7 +2479,6 @@
                       <w:sz w:val="20"/>
                       <w:szCs w:val="20"/>
                     </w:rPr>
-                    <w:lastRenderedPageBreak/>
                     <w:t>Established a university-industry collaboration with a nonprofit organization and a disaster risk agency in the Philippines for city-scale mapping of multi-hazard urban risk dynamics.</w:t>
                   </w:r>
                 </w:p>
@@ -2268,8 +2504,41 @@
                       <w:sz w:val="20"/>
                       <w:szCs w:val="20"/>
                     </w:rPr>
-                    <w:lastRenderedPageBreak/>
                     <w:t>Apr - Jun '26</w:t>
+                  </w:r>
+                </w:p>
+                <w:p>
+                  <w:pPr>
+                    <w:spacing w:before="60"/>
+                    <w:rPr>
+                      <w:rFonts w:ascii="Palatino" w:hAnsi="Palatino"/>
+                      <w:sz w:val="20"/>
+                      <w:szCs w:val="20"/>
+                    </w:rPr>
+                  </w:pPr>
+                  <w:r>
+                    <w:rPr>
+                      <w:rFonts w:ascii="Palatino" w:hAnsi="Palatino"/>
+                      <w:sz w:val="16"/>
+                      <w:szCs w:val="16"/>
+                    </w:rPr>
+                    <w:t>(¼</w:t>
+                  </w:r>
+                  <w:r>
+                    <w:rPr>
+                      <w:rFonts w:ascii="Palatino" w:hAnsi="Palatino"/>
+                      <w:sz w:val="16"/>
+                      <w:szCs w:val="16"/>
+                    </w:rPr>
+                    <w:t xml:space="preserve"> </w:t>
+                  </w:r>
+                  <w:r>
+                    <w:rPr>
+                      <w:rFonts w:ascii="Palatino" w:hAnsi="Palatino"/>
+                      <w:sz w:val="16"/>
+                      <w:szCs w:val="16"/>
+                    </w:rPr>
+                    <w:t>year)</w:t>
                   </w:r>
                 </w:p>
               </w:tc>
@@ -2391,6 +2660,40 @@
                     <w:t>Jul - Sep '24</w:t>
                   </w:r>
                 </w:p>
+                <w:p>
+                  <w:pPr>
+                    <w:spacing w:before="50"/>
+                    <w:rPr>
+                      <w:rFonts w:ascii="Palatino" w:hAnsi="Palatino"/>
+                      <w:sz w:val="20"/>
+                      <w:szCs w:val="20"/>
+                    </w:rPr>
+                  </w:pPr>
+                  <w:r>
+                    <w:rPr>
+                      <w:rFonts w:ascii="Palatino" w:hAnsi="Palatino"/>
+                      <w:sz w:val="16"/>
+                      <w:szCs w:val="16"/>
+                    </w:rPr>
+                    <w:t>(</w:t>
+                  </w:r>
+                  <w:r>
+                    <w:rPr>
+                      <w:rFonts w:ascii="Palatino" w:hAnsi="Palatino"/>
+                      <w:sz w:val="16"/>
+                      <w:szCs w:val="16"/>
+                    </w:rPr>
+                    <w:t>¼</w:t>
+                  </w:r>
+                  <w:r>
+                    <w:rPr>
+                      <w:rFonts w:ascii="Palatino" w:hAnsi="Palatino"/>
+                      <w:sz w:val="16"/>
+                      <w:szCs w:val="16"/>
+                    </w:rPr>
+                    <w:t xml:space="preserve"> year)</w:t>
+                  </w:r>
+                </w:p>
               </w:tc>
               <w:tc>
                 <w:tcPr>
@@ -2494,6 +2797,24 @@
                     <w:t>Mar - Aug '22</w:t>
                   </w:r>
                 </w:p>
+                <w:p>
+                  <w:pPr>
+                    <w:spacing w:before="50"/>
+                    <w:rPr>
+                      <w:rFonts w:ascii="Palatino" w:hAnsi="Palatino"/>
+                      <w:sz w:val="20"/>
+                      <w:szCs w:val="20"/>
+                    </w:rPr>
+                  </w:pPr>
+                  <w:r>
+                    <w:rPr>
+                      <w:rFonts w:ascii="Palatino" w:hAnsi="Palatino"/>
+                      <w:sz w:val="16"/>
+                      <w:szCs w:val="16"/>
+                    </w:rPr>
+                    <w:t>(½ year)</w:t>
+                  </w:r>
+                </w:p>
               </w:tc>
               <w:tc>
                 <w:tcPr>
@@ -2580,6 +2901,24 @@
                     <w:t>Dec '21 - May '22</w:t>
                   </w:r>
                 </w:p>
+                <w:p>
+                  <w:pPr>
+                    <w:spacing w:before="50"/>
+                    <w:rPr>
+                      <w:rFonts w:ascii="Palatino" w:hAnsi="Palatino"/>
+                      <w:sz w:val="20"/>
+                      <w:szCs w:val="20"/>
+                    </w:rPr>
+                  </w:pPr>
+                  <w:r>
+                    <w:rPr>
+                      <w:rFonts w:ascii="Palatino" w:hAnsi="Palatino"/>
+                      <w:sz w:val="16"/>
+                      <w:szCs w:val="16"/>
+                    </w:rPr>
+                    <w:t>(½ year)</w:t>
+                  </w:r>
+                </w:p>
               </w:tc>
               <w:tc>
                 <w:tcPr>
@@ -2688,6 +3027,40 @@
                     <w:t>Mar '21 - Mar '22</w:t>
                   </w:r>
                 </w:p>
+                <w:p>
+                  <w:pPr>
+                    <w:spacing w:before="50"/>
+                    <w:rPr>
+                      <w:rFonts w:ascii="Palatino" w:hAnsi="Palatino"/>
+                      <w:sz w:val="20"/>
+                      <w:szCs w:val="20"/>
+                    </w:rPr>
+                  </w:pPr>
+                  <w:r>
+                    <w:rPr>
+                      <w:rFonts w:ascii="Palatino" w:hAnsi="Palatino"/>
+                      <w:sz w:val="16"/>
+                      <w:szCs w:val="16"/>
+                    </w:rPr>
+                    <w:t>(</w:t>
+                  </w:r>
+                  <w:r>
+                    <w:rPr>
+                      <w:rFonts w:ascii="Palatino" w:hAnsi="Palatino"/>
+                      <w:sz w:val="16"/>
+                      <w:szCs w:val="16"/>
+                    </w:rPr>
+                    <w:t>1</w:t>
+                  </w:r>
+                  <w:r>
+                    <w:rPr>
+                      <w:rFonts w:ascii="Palatino" w:hAnsi="Palatino"/>
+                      <w:sz w:val="16"/>
+                      <w:szCs w:val="16"/>
+                    </w:rPr>
+                    <w:t xml:space="preserve"> year)  </w:t>
+                  </w:r>
+                </w:p>
               </w:tc>
               <w:tc>
                 <w:tcPr>
@@ -2810,6 +3183,24 @@
                     <w:t>Jun - Sep '21</w:t>
                   </w:r>
                 </w:p>
+                <w:p>
+                  <w:pPr>
+                    <w:spacing w:before="50"/>
+                    <w:rPr>
+                      <w:rFonts w:ascii="Palatino" w:hAnsi="Palatino"/>
+                      <w:sz w:val="20"/>
+                      <w:szCs w:val="20"/>
+                    </w:rPr>
+                  </w:pPr>
+                  <w:r>
+                    <w:rPr>
+                      <w:rFonts w:ascii="Palatino" w:hAnsi="Palatino"/>
+                      <w:sz w:val="16"/>
+                      <w:szCs w:val="16"/>
+                    </w:rPr>
+                    <w:t>(¼ year)</w:t>
+                  </w:r>
+                </w:p>
               </w:tc>
               <w:tc>
                 <w:tcPr>
@@ -2893,7 +3284,33 @@
                       <w:sz w:val="20"/>
                       <w:szCs w:val="20"/>
                     </w:rPr>
-                    <w:t>Jun '20 - Jun '21</w:t>
+                    <w:t>Jun '20 - Jun '2</w:t>
+                  </w:r>
+                  <w:r>
+                    <w:rPr>
+                      <w:rFonts w:ascii="Palatino" w:hAnsi="Palatino"/>
+                      <w:sz w:val="20"/>
+                      <w:szCs w:val="20"/>
+                    </w:rPr>
+                    <w:t>1</w:t>
+                  </w:r>
+                </w:p>
+                <w:p>
+                  <w:pPr>
+                    <w:spacing w:before="50"/>
+                    <w:rPr>
+                      <w:rFonts w:ascii="Palatino" w:hAnsi="Palatino"/>
+                      <w:sz w:val="20"/>
+                      <w:szCs w:val="20"/>
+                    </w:rPr>
+                  </w:pPr>
+                  <w:r>
+                    <w:rPr>
+                      <w:rFonts w:ascii="Palatino" w:hAnsi="Palatino"/>
+                      <w:sz w:val="16"/>
+                      <w:szCs w:val="16"/>
+                    </w:rPr>
+                    <w:t xml:space="preserve">(1 year)  </w:t>
                   </w:r>
                 </w:p>
               </w:tc>
@@ -3036,6 +3453,24 @@
                       <w:szCs w:val="20"/>
                     </w:rPr>
                     <w:t>Jun - Sep '20</w:t>
+                  </w:r>
+                </w:p>
+                <w:p>
+                  <w:pPr>
+                    <w:spacing w:before="50"/>
+                    <w:rPr>
+                      <w:rFonts w:ascii="Palatino" w:hAnsi="Palatino"/>
+                      <w:sz w:val="20"/>
+                      <w:szCs w:val="20"/>
+                    </w:rPr>
+                  </w:pPr>
+                  <w:r>
+                    <w:rPr>
+                      <w:rFonts w:ascii="Palatino" w:hAnsi="Palatino"/>
+                      <w:sz w:val="16"/>
+                      <w:szCs w:val="16"/>
+                    </w:rPr>
+                    <w:t>(¼ year)</w:t>
                   </w:r>
                 </w:p>
               </w:tc>
@@ -3181,6 +3616,24 @@
                     <w:t>Feb - Jun '20</w:t>
                   </w:r>
                 </w:p>
+                <w:p>
+                  <w:pPr>
+                    <w:spacing w:before="50"/>
+                    <w:rPr>
+                      <w:rFonts w:ascii="Palatino" w:hAnsi="Palatino"/>
+                      <w:sz w:val="20"/>
+                      <w:szCs w:val="20"/>
+                    </w:rPr>
+                  </w:pPr>
+                  <w:r>
+                    <w:rPr>
+                      <w:rFonts w:ascii="Palatino" w:hAnsi="Palatino"/>
+                      <w:sz w:val="16"/>
+                      <w:szCs w:val="16"/>
+                    </w:rPr>
+                    <w:t>(¼ year)</w:t>
+                  </w:r>
+                </w:p>
               </w:tc>
               <w:tc>
                 <w:tcPr>
@@ -3257,6 +3710,24 @@
                     <w:t>Jul '18 - Jul '19</w:t>
                   </w:r>
                 </w:p>
+                <w:p>
+                  <w:pPr>
+                    <w:spacing w:before="50"/>
+                    <w:rPr>
+                      <w:rFonts w:ascii="Palatino" w:hAnsi="Palatino"/>
+                      <w:sz w:val="20"/>
+                      <w:szCs w:val="20"/>
+                    </w:rPr>
+                  </w:pPr>
+                  <w:r>
+                    <w:rPr>
+                      <w:rFonts w:ascii="Palatino" w:hAnsi="Palatino"/>
+                      <w:sz w:val="16"/>
+                      <w:szCs w:val="16"/>
+                    </w:rPr>
+                    <w:t xml:space="preserve">(1 year)  </w:t>
+                  </w:r>
+                </w:p>
               </w:tc>
               <w:tc>
                 <w:tcPr>
@@ -3343,6 +3814,24 @@
                     <w:t>May - Jul '17</w:t>
                   </w:r>
                 </w:p>
+                <w:p>
+                  <w:pPr>
+                    <w:spacing w:before="50"/>
+                    <w:rPr>
+                      <w:rFonts w:ascii="Palatino" w:hAnsi="Palatino"/>
+                      <w:sz w:val="20"/>
+                      <w:szCs w:val="20"/>
+                    </w:rPr>
+                  </w:pPr>
+                  <w:r>
+                    <w:rPr>
+                      <w:rFonts w:ascii="Palatino" w:hAnsi="Palatino"/>
+                      <w:sz w:val="16"/>
+                      <w:szCs w:val="16"/>
+                    </w:rPr>
+                    <w:t>(¼ year)</w:t>
+                  </w:r>
+                </w:p>
               </w:tc>
               <w:tc>
                 <w:tcPr>
@@ -3443,6 +3932,24 @@
                       <w:szCs w:val="20"/>
                     </w:rPr>
                     <w:t>Jun '16 - Jun '17</w:t>
+                  </w:r>
+                </w:p>
+                <w:p>
+                  <w:pPr>
+                    <w:spacing w:before="50"/>
+                    <w:rPr>
+                      <w:rFonts w:ascii="Palatino" w:hAnsi="Palatino"/>
+                      <w:sz w:val="16"/>
+                      <w:szCs w:val="16"/>
+                    </w:rPr>
+                  </w:pPr>
+                  <w:r>
+                    <w:rPr>
+                      <w:rFonts w:ascii="Palatino" w:hAnsi="Palatino"/>
+                      <w:sz w:val="16"/>
+                      <w:szCs w:val="16"/>
+                    </w:rPr>
+                    <w:t xml:space="preserve">(1 year)  </w:t>
                   </w:r>
                 </w:p>
               </w:tc>
@@ -3535,7 +4042,7 @@
         </w:trPr>
         <w:tc>
           <w:tcPr>
-            <w:tcW w:w="4490" w:type="dxa"/>
+            <w:tcW w:w="4501" w:type="dxa"/>
             <w:gridSpan w:val="2"/>
           </w:tcPr>
           <w:p>
@@ -3606,7 +4113,7 @@
         </w:tc>
         <w:tc>
           <w:tcPr>
-            <w:tcW w:w="4860" w:type="dxa"/>
+            <w:tcW w:w="4849" w:type="dxa"/>
             <w:gridSpan w:val="11"/>
           </w:tcPr>
           <w:p>
@@ -3904,16 +4411,7 @@
                       <w:sz w:val="20"/>
                       <w:szCs w:val="20"/>
                     </w:rPr>
-                    <w:t xml:space="preserve">odel for Probabilistic Spatiotemporal Inference of Dynamic Exposure and Vulnerability for </w:t>
-                  </w:r>
-                  <w:r>
-                    <w:rPr>
-                      <w:rFonts w:ascii="Palatino" w:hAnsi="Palatino"/>
-                      <w:sz w:val="20"/>
-                      <w:szCs w:val="20"/>
-                    </w:rPr>
-                    <w:lastRenderedPageBreak/>
-                    <w:t xml:space="preserve">Regional Disaster Resilience Assessment. In </w:t>
+                    <w:t xml:space="preserve">odel for Probabilistic Spatiotemporal Inference of Dynamic Exposure and Vulnerability for Regional Disaster Resilience Assessment. In </w:t>
                   </w:r>
                   <w:r>
                     <w:rPr>
@@ -3995,7 +4493,6 @@
                       <w:sz w:val="20"/>
                       <w:szCs w:val="20"/>
                     </w:rPr>
-                    <w:lastRenderedPageBreak/>
                     <w:t>Dimasaka, J., </w:t>
                   </w:r>
                   <w:r>
@@ -4629,7 +5126,6 @@
                 <w:b/>
                 <w:bCs/>
               </w:rPr>
-              <w:lastRenderedPageBreak/>
               <w:t>J</w:t>
             </w:r>
             <w:r>
@@ -5621,6 +6117,7 @@
                 <w:b/>
                 <w:bCs/>
               </w:rPr>
+              <w:lastRenderedPageBreak/>
               <w:t>I</w:t>
             </w:r>
             <w:r>
@@ -5964,7 +6461,6 @@
                       <w:sz w:val="20"/>
                       <w:szCs w:val="20"/>
                     </w:rPr>
-                    <w:lastRenderedPageBreak/>
                     <w:t>Mapping Global Disaster Risk using AI and Earth Observation Data: Examples from Climate-Induced Mass Movements and Seismic Multi-Hazard Impact Assessment</w:t>
                   </w:r>
                   <w:r>
@@ -6101,7 +6597,6 @@
                 <w:b/>
                 <w:bCs/>
               </w:rPr>
-              <w:lastRenderedPageBreak/>
               <w:t>T</w:t>
             </w:r>
             <w:r>
@@ -8108,6 +8603,7 @@
                 <w:b/>
                 <w:bCs/>
               </w:rPr>
+              <w:lastRenderedPageBreak/>
               <w:t>R</w:t>
             </w:r>
             <w:r>
@@ -8654,7 +9150,6 @@
                       <w:sz w:val="20"/>
                       <w:szCs w:val="20"/>
                     </w:rPr>
-                    <w:lastRenderedPageBreak/>
                     <w:t>2024</w:t>
                   </w:r>
                 </w:p>
@@ -9582,7 +10077,6 @@
                 <w:b/>
                 <w:bCs/>
               </w:rPr>
-              <w:lastRenderedPageBreak/>
               <w:t>R</w:t>
             </w:r>
             <w:r>
